--- a/multiplex-hypergraph-sir/meanfield_section_cn.docx
+++ b/multiplex-hypergraph-sir/meanfield_section_cn.docx
@@ -254,8 +254,8 @@
     <w:p>
       <w:pPr>
         <w:tabs>
-          <w:tab w:val="center" w:pos="4560"/>
-          <w:tab w:val="right" w:pos="9120"/>
+          <w:tab w:val="center" w:pos="4500"/>
+          <w:tab w:val="right" w:pos="9000"/>
         </w:tabs>
         <w:spacing w:after="130" w:before="90" w:line="288"/>
       </w:pPr>
@@ -541,8 +541,8 @@
     <w:p>
       <w:pPr>
         <w:tabs>
-          <w:tab w:val="center" w:pos="4560"/>
-          <w:tab w:val="right" w:pos="9120"/>
+          <w:tab w:val="center" w:pos="4500"/>
+          <w:tab w:val="right" w:pos="9000"/>
         </w:tabs>
         <w:spacing w:after="130" w:before="90" w:line="288"/>
       </w:pPr>
@@ -1385,8 +1385,8 @@
     <w:p>
       <w:pPr>
         <w:tabs>
-          <w:tab w:val="center" w:pos="4560"/>
-          <w:tab w:val="right" w:pos="9120"/>
+          <w:tab w:val="center" w:pos="4500"/>
+          <w:tab w:val="right" w:pos="9000"/>
         </w:tabs>
         <w:spacing w:after="130" w:before="90" w:line="288"/>
       </w:pPr>
@@ -1663,8 +1663,8 @@
     <w:p>
       <w:pPr>
         <w:tabs>
-          <w:tab w:val="center" w:pos="4560"/>
-          <w:tab w:val="right" w:pos="9120"/>
+          <w:tab w:val="center" w:pos="4500"/>
+          <w:tab w:val="right" w:pos="9000"/>
         </w:tabs>
         <w:spacing w:after="130" w:before="90" w:line="288"/>
       </w:pPr>
@@ -2003,8 +2003,8 @@
     <w:p>
       <w:pPr>
         <w:tabs>
-          <w:tab w:val="center" w:pos="4560"/>
-          <w:tab w:val="right" w:pos="9120"/>
+          <w:tab w:val="center" w:pos="4500"/>
+          <w:tab w:val="right" w:pos="9000"/>
         </w:tabs>
         <w:spacing w:after="130" w:before="90" w:line="288"/>
       </w:pPr>
@@ -2626,8 +2626,8 @@
     <w:p>
       <w:pPr>
         <w:tabs>
-          <w:tab w:val="center" w:pos="4560"/>
-          <w:tab w:val="right" w:pos="9120"/>
+          <w:tab w:val="center" w:pos="4500"/>
+          <w:tab w:val="right" w:pos="9000"/>
         </w:tabs>
         <w:spacing w:after="130" w:before="90" w:line="288"/>
       </w:pPr>
@@ -3145,25 +3145,7 @@
           <w:sz w:val="21"/>
           <w:szCs w:val="21"/>
         </w:rPr>
-        <w:t xml:space="preserve">变号区与阈值之间存在一条结构性的分隔：在所有测试的分布与 m 上，变号窗口的下沿都不低于 </w:t>
-      </w:r>
-      <w:r>
-        <w:rPr>
-          <w:rFonts w:ascii="Cambria Math" w:cs="Cambria Math" w:eastAsia="Cambria Math" w:hAnsi="Cambria Math"/>
-          <w:color w:val="000000"/>
-          <w:sz w:val="21"/>
-          <w:szCs w:val="21"/>
-        </w:rPr>
-        <w:t xml:space="preserve">2.5</w:t>
-      </w:r>
-      <w:r>
-        <w:rPr>
-          <w:rFonts w:ascii="SimSun" w:cs="SimSun" w:eastAsia="SimSun" w:hAnsi="SimSun"/>
-          <w:color w:val="000000"/>
-          <w:sz w:val="21"/>
-          <w:szCs w:val="21"/>
-        </w:rPr>
-        <w:t xml:space="preserve"> 倍 </w:t>
+        <w:t xml:space="preserve">变号区与阈值之间存在一条结构性的分隔：变号窗口的下沿始终位于 </w:t>
       </w:r>
       <w:r>
         <w:rPr>
@@ -3191,25 +3173,61 @@
           <w:sz w:val="21"/>
           <w:szCs w:val="21"/>
         </w:rPr>
-        <w:t xml:space="preserve">（</w:t>
-      </w:r>
-      <w:r>
-        <w:rPr>
-          <w:rFonts w:ascii="Cambria Math" w:cs="Cambria Math" w:eastAsia="Cambria Math" w:hAnsi="Cambria Math"/>
-          <w:color w:val="000000"/>
-          <w:sz w:val="21"/>
-          <w:szCs w:val="21"/>
-        </w:rPr>
-        <w:t xml:space="preserve">m=6</w:t>
-      </w:r>
-      <w:r>
-        <w:rPr>
-          <w:rFonts w:ascii="SimSun" w:cs="SimSun" w:eastAsia="SimSun" w:hAnsi="SimSun"/>
-          <w:color w:val="000000"/>
-          <w:sz w:val="21"/>
-          <w:szCs w:val="21"/>
-        </w:rPr>
-        <w:t xml:space="preserve"> 至 16、四组分布上实测为 2.53 至 7.07 倍，随构型而异），图 3b 中 </w:t>
+        <w:t xml:space="preserve"> 之上。该比值随 m 单调下降——</w:t>
+      </w:r>
+      <w:r>
+        <w:rPr>
+          <w:rFonts w:ascii="Cambria Math" w:cs="Cambria Math" w:eastAsia="Cambria Math" w:hAnsi="Cambria Math"/>
+          <w:color w:val="000000"/>
+          <w:sz w:val="21"/>
+          <w:szCs w:val="21"/>
+        </w:rPr>
+        <w:t xml:space="preserve">m=8</w:t>
+      </w:r>
+      <w:r>
+        <w:rPr>
+          <w:rFonts w:ascii="SimSun" w:cs="SimSun" w:eastAsia="SimSun" w:hAnsi="SimSun"/>
+          <w:color w:val="000000"/>
+          <w:sz w:val="21"/>
+          <w:szCs w:val="21"/>
+        </w:rPr>
+        <w:t xml:space="preserve"> 处约 4.7 倍、</w:t>
+      </w:r>
+      <w:r>
+        <w:rPr>
+          <w:rFonts w:ascii="Cambria Math" w:cs="Cambria Math" w:eastAsia="Cambria Math" w:hAnsi="Cambria Math"/>
+          <w:color w:val="000000"/>
+          <w:sz w:val="21"/>
+          <w:szCs w:val="21"/>
+        </w:rPr>
+        <w:t xml:space="preserve">m=16</w:t>
+      </w:r>
+      <w:r>
+        <w:rPr>
+          <w:rFonts w:ascii="SimSun" w:cs="SimSun" w:eastAsia="SimSun" w:hAnsi="SimSun"/>
+          <w:color w:val="000000"/>
+          <w:sz w:val="21"/>
+          <w:szCs w:val="21"/>
+        </w:rPr>
+        <w:t xml:space="preserve"> 处约 2.6 倍、至 </w:t>
+      </w:r>
+      <w:r>
+        <w:rPr>
+          <w:rFonts w:ascii="Cambria Math" w:cs="Cambria Math" w:eastAsia="Cambria Math" w:hAnsi="Cambria Math"/>
+          <w:color w:val="000000"/>
+          <w:sz w:val="21"/>
+          <w:szCs w:val="21"/>
+        </w:rPr>
+        <w:t xml:space="preserve">m=50</w:t>
+      </w:r>
+      <w:r>
+        <w:rPr>
+          <w:rFonts w:ascii="SimSun" w:cs="SimSun" w:eastAsia="SimSun" w:hAnsi="SimSun"/>
+          <w:color w:val="000000"/>
+          <w:sz w:val="21"/>
+          <w:szCs w:val="21"/>
+        </w:rPr>
+        <w:t xml:space="preserve"> 仍有约 2.1 倍——但在测试范围内从未接近 1，图 3b 中 </w:t>
       </w:r>
       <w:r>
         <w:rPr>
@@ -3638,7 +3656,7 @@
           <w:sz w:val="18"/>
           <w:szCs w:val="18"/>
         </w:rPr>
-        <w:t xml:space="preserve">，而均场被排除 3.3σ 至 32.5σ。</w:t>
+        <w:t xml:space="preserve">，而均场被排除 3.5σ 至 42.7σ。</w:t>
       </w:r>
     </w:p>
     <w:p>
@@ -4040,7 +4058,7 @@
           <w:sz w:val="21"/>
           <w:szCs w:val="21"/>
         </w:rPr>
-        <w:t xml:space="preserve">、3 张独立实现各 3000 次播种，在 </w:t>
+        <w:t xml:space="preserve">、3000 次播种（分摊于 3 张独立实现），在 </w:t>
       </w:r>
       <w:r>
         <w:rPr>
@@ -4132,7 +4150,7 @@
           <w:sz w:val="21"/>
           <w:szCs w:val="21"/>
         </w:rPr>
-        <w:t xml:space="preserve">，而均场的预言被排除 3.3σ 至 32.5σ（图 3d）。这同时检验了 T、余度相减与级联三项。（</w:t>
+        <w:t xml:space="preserve">，而均场的预言被排除 3.5σ 至 42.7σ（图 3d）。这同时检验了 T、余度相减与级联三项。（</w:t>
       </w:r>
       <w:r>
         <w:rPr>

--- a/multiplex-hypergraph-sir/meanfield_section_cn.docx
+++ b/multiplex-hypergraph-sir/meanfield_section_cn.docx
@@ -3030,39 +3030,167 @@
       </w:r>
       <w:r>
         <w:rPr>
-          <w:rFonts w:ascii="Cambria Math" w:cs="Cambria Math" w:eastAsia="Cambria Math" w:hAnsi="Cambria Math"/>
-          <w:color w:val="000000"/>
-          <w:sz w:val="21"/>
-          <w:szCs w:val="21"/>
-        </w:rPr>
-        <w:t xml:space="preserve">=(X−1)/X</w:t>
-      </w:r>
-      <w:r>
-        <w:rPr>
-          <w:rFonts w:ascii="SimSun" w:cs="SimSun" w:eastAsia="SimSun" w:hAnsi="SimSun"/>
-          <w:color w:val="000000"/>
-          <w:sz w:val="21"/>
-          <w:szCs w:val="21"/>
-        </w:rPr>
-        <w:t xml:space="preserve"> 定标，度越异质则越早变号：在六组分布上起点跨 </w:t>
-      </w:r>
-      <w:r>
-        <w:rPr>
-          <w:rFonts w:ascii="Cambria Math" w:cs="Cambria Math" w:eastAsia="Cambria Math" w:hAnsi="Cambria Math"/>
-          <w:color w:val="000000"/>
-          <w:sz w:val="21"/>
-          <w:szCs w:val="21"/>
-        </w:rPr>
-        <w:t xml:space="preserve">m=6</w:t>
-      </w:r>
-      <w:r>
-        <w:rPr>
-          <w:rFonts w:ascii="SimSun" w:cs="SimSun" w:eastAsia="SimSun" w:hAnsi="SimSun"/>
-          <w:color w:val="000000"/>
-          <w:sz w:val="21"/>
-          <w:szCs w:val="21"/>
-        </w:rPr>
-        <w:t xml:space="preserve"> 至 9（10-正则与重尾 </w:t>
+          <w:rFonts w:ascii="SimSun" w:cs="SimSun" w:eastAsia="SimSun" w:hAnsi="SimSun"/>
+          <w:color w:val="000000"/>
+          <w:sz w:val="21"/>
+          <w:szCs w:val="21"/>
+        </w:rPr>
+        <w:t xml:space="preserve"> 定标。本文诸构型的 X 元素皆正，减去单位阵使全部特征值平移 −1，故 </w:t>
+      </w:r>
+      <w:r>
+        <w:rPr>
+          <w:rFonts w:ascii="Cambria Math" w:cs="Cambria Math" w:eastAsia="Cambria Math" w:hAnsi="Cambria Math"/>
+          <w:color w:val="000000"/>
+          <w:sz w:val="21"/>
+          <w:szCs w:val="21"/>
+        </w:rPr>
+        <w:t xml:space="preserve">f</w:t>
+      </w:r>
+      <w:r>
+        <w:rPr>
+          <w:rFonts w:ascii="Cambria Math" w:cs="Cambria Math" w:eastAsia="Cambria Math" w:hAnsi="Cambria Math"/>
+          <w:color w:val="000000"/>
+          <w:sz w:val="21"/>
+          <w:szCs w:val="21"/>
+          <w:vertAlign w:val="subscript"/>
+        </w:rPr>
+        <w:t xml:space="preserve">D</w:t>
+      </w:r>
+      <w:r>
+        <w:rPr>
+          <w:rFonts w:ascii="Cambria Math" w:cs="Cambria Math" w:eastAsia="Cambria Math" w:hAnsi="Cambria Math"/>
+          <w:color w:val="000000"/>
+          <w:sz w:val="21"/>
+          <w:szCs w:val="21"/>
+        </w:rPr>
+        <w:t xml:space="preserve">=1−1/ρ(X)</w:t>
+      </w:r>
+      <w:r>
+        <w:rPr>
+          <w:rFonts w:ascii="SimSun" w:cs="SimSun" w:eastAsia="SimSun" w:hAnsi="SimSun"/>
+          <w:color w:val="000000"/>
+          <w:sz w:val="21"/>
+          <w:szCs w:val="21"/>
+        </w:rPr>
+        <w:t xml:space="preserve"> 精确成立：度越异质、</w:t>
+      </w:r>
+      <w:r>
+        <w:rPr>
+          <w:rFonts w:ascii="Cambria Math" w:cs="Cambria Math" w:eastAsia="Cambria Math" w:hAnsi="Cambria Math"/>
+          <w:color w:val="000000"/>
+          <w:sz w:val="21"/>
+          <w:szCs w:val="21"/>
+        </w:rPr>
+        <w:t xml:space="preserve">ρ(X)</w:t>
+      </w:r>
+      <w:r>
+        <w:rPr>
+          <w:rFonts w:ascii="SimSun" w:cs="SimSun" w:eastAsia="SimSun" w:hAnsi="SimSun"/>
+          <w:color w:val="000000"/>
+          <w:sz w:val="21"/>
+          <w:szCs w:val="21"/>
+        </w:rPr>
+        <w:t xml:space="preserve"> 越大，</w:t>
+      </w:r>
+      <w:r>
+        <w:rPr>
+          <w:rFonts w:ascii="Cambria Math" w:cs="Cambria Math" w:eastAsia="Cambria Math" w:hAnsi="Cambria Math"/>
+          <w:color w:val="000000"/>
+          <w:sz w:val="21"/>
+          <w:szCs w:val="21"/>
+        </w:rPr>
+        <w:t xml:space="preserve">f</w:t>
+      </w:r>
+      <w:r>
+        <w:rPr>
+          <w:rFonts w:ascii="Cambria Math" w:cs="Cambria Math" w:eastAsia="Cambria Math" w:hAnsi="Cambria Math"/>
+          <w:color w:val="000000"/>
+          <w:sz w:val="21"/>
+          <w:szCs w:val="21"/>
+          <w:vertAlign w:val="subscript"/>
+        </w:rPr>
+        <w:t xml:space="preserve">D</w:t>
+      </w:r>
+      <w:r>
+        <w:rPr>
+          <w:rFonts w:ascii="SimSun" w:cs="SimSun" w:eastAsia="SimSun" w:hAnsi="SimSun"/>
+          <w:color w:val="000000"/>
+          <w:sz w:val="21"/>
+          <w:szCs w:val="21"/>
+        </w:rPr>
+        <w:t xml:space="preserve"> 越接近 1，D 项的高估越弱，变号也越早。六组分布上 </w:t>
+      </w:r>
+      <w:r>
+        <w:rPr>
+          <w:rFonts w:ascii="Cambria Math" w:cs="Cambria Math" w:eastAsia="Cambria Math" w:hAnsi="Cambria Math"/>
+          <w:color w:val="000000"/>
+          <w:sz w:val="21"/>
+          <w:szCs w:val="21"/>
+        </w:rPr>
+        <w:t xml:space="preserve">ρ(X)</w:t>
+      </w:r>
+      <w:r>
+        <w:rPr>
+          <w:rFonts w:ascii="SimSun" w:cs="SimSun" w:eastAsia="SimSun" w:hAnsi="SimSun"/>
+          <w:color w:val="000000"/>
+          <w:sz w:val="21"/>
+          <w:szCs w:val="21"/>
+        </w:rPr>
+        <w:t xml:space="preserve"> 依次为 5.00、6.00、8.25、8.50、20.0 与 22.9，对应起点依次为 </w:t>
+      </w:r>
+      <w:r>
+        <w:rPr>
+          <w:rFonts w:ascii="Cambria Math" w:cs="Cambria Math" w:eastAsia="Cambria Math" w:hAnsi="Cambria Math"/>
+          <w:color w:val="000000"/>
+          <w:sz w:val="21"/>
+          <w:szCs w:val="21"/>
+        </w:rPr>
+        <w:t xml:space="preserve">m=9</w:t>
+      </w:r>
+      <w:r>
+        <w:rPr>
+          <w:rFonts w:ascii="SimSun" w:cs="SimSun" w:eastAsia="SimSun" w:hAnsi="SimSun"/>
+          <w:color w:val="000000"/>
+          <w:sz w:val="21"/>
+          <w:szCs w:val="21"/>
+        </w:rPr>
+        <w:t xml:space="preserve">、9、8、8、6 与 6，逐一单调对应（</w:t>
+      </w:r>
+      <w:r>
+        <w:rPr>
+          <w:rFonts w:ascii="Cambria Math" w:cs="Cambria Math" w:eastAsia="Cambria Math" w:hAnsi="Cambria Math"/>
+          <w:color w:val="000000"/>
+          <w:sz w:val="21"/>
+          <w:szCs w:val="21"/>
+        </w:rPr>
+        <w:t xml:space="preserve">k∈{1,3}</w:t>
+      </w:r>
+      <w:r>
+        <w:rPr>
+          <w:rFonts w:ascii="SimSun" w:cs="SimSun" w:eastAsia="SimSun" w:hAnsi="SimSun"/>
+          <w:color w:val="000000"/>
+          <w:sz w:val="21"/>
+          <w:szCs w:val="21"/>
+        </w:rPr>
+        <w:t xml:space="preserve"> 与 3-正则为 9，</w:t>
+      </w:r>
+      <w:r>
+        <w:rPr>
+          <w:rFonts w:ascii="Cambria Math" w:cs="Cambria Math" w:eastAsia="Cambria Math" w:hAnsi="Cambria Math"/>
+          <w:color w:val="000000"/>
+          <w:sz w:val="21"/>
+          <w:szCs w:val="21"/>
+        </w:rPr>
+        <w:t xml:space="preserve">k∈{3,5}</w:t>
+      </w:r>
+      <w:r>
+        <w:rPr>
+          <w:rFonts w:ascii="SimSun" w:cs="SimSun" w:eastAsia="SimSun" w:hAnsi="SimSun"/>
+          <w:color w:val="000000"/>
+          <w:sz w:val="21"/>
+          <w:szCs w:val="21"/>
+        </w:rPr>
+        <w:t xml:space="preserve"> 独立与相关为 8，10-正则与重尾 </w:t>
       </w:r>
       <w:r>
         <w:rPr>
@@ -3080,25 +3208,7 @@
           <w:sz w:val="21"/>
           <w:szCs w:val="21"/>
         </w:rPr>
-        <w:t xml:space="preserve"> 为 6，3-正则与 </w:t>
-      </w:r>
-      <w:r>
-        <w:rPr>
-          <w:rFonts w:ascii="Cambria Math" w:cs="Cambria Math" w:eastAsia="Cambria Math" w:hAnsi="Cambria Math"/>
-          <w:color w:val="000000"/>
-          <w:sz w:val="21"/>
-          <w:szCs w:val="21"/>
-        </w:rPr>
-        <w:t xml:space="preserve">k∈{1,3}</w:t>
-      </w:r>
-      <w:r>
-        <w:rPr>
-          <w:rFonts w:ascii="SimSun" w:cs="SimSun" w:eastAsia="SimSun" w:hAnsi="SimSun"/>
-          <w:color w:val="000000"/>
-          <w:sz w:val="21"/>
-          <w:szCs w:val="21"/>
-        </w:rPr>
-        <w:t xml:space="preserve"> 为 9）——但变号的</w:t>
+        <w:t xml:space="preserve"> 为 6）——但变号的</w:t>
       </w:r>
       <w:r>
         <w:rPr>
@@ -3287,7 +3397,7 @@
       <w:r>
         <w:drawing>
           <wp:inline distT="0" distB="0" distL="0" distR="0">
-            <wp:extent cx="4457700" cy="3352800"/>
+            <wp:extent cx="4457700" cy="3429000"/>
             <wp:effectExtent t="0" r="0" b="0" l="0"/>
             <wp:docPr id="1" name="" descr="" title=""/>
             <wp:cNvGraphicFramePr>
@@ -3312,7 +3422,7 @@
                   <pic:spPr bwMode="auto">
                     <a:xfrm>
                       <a:off x="0" y="0"/>
-                      <a:ext cx="4457700" cy="3352800"/>
+                      <a:ext cx="4457700" cy="3429000"/>
                     </a:xfrm>
                     <a:prstGeom prst="rect">
                       <a:avLst/>
@@ -3610,7 +3720,7 @@
           <w:sz w:val="18"/>
           <w:szCs w:val="18"/>
         </w:rPr>
-        <w:t xml:space="preserve"> 随 m 的变化，恒小于 1。(d) 精确仿真校验：点为多重超图上的 Gillespie 抽样（</w:t>
+        <w:t xml:space="preserve"> 随 m 的变化，恒小于 1。(d) 精确仿真校验，纵轴为归一化的平均簇规模 </w:t>
       </w:r>
       <w:r>
         <w:rPr>
@@ -3619,7 +3729,7 @@
           <w:sz w:val="18"/>
           <w:szCs w:val="18"/>
         </w:rPr>
-        <w:t xml:space="preserve">N=4×10</w:t>
+        <w:t xml:space="preserve">χ/χ</w:t>
       </w:r>
       <w:r>
         <w:rPr>
@@ -3629,7 +3739,7 @@
           <w:szCs w:val="18"/>
           <w:vertAlign w:val="superscript"/>
         </w:rPr>
-        <w:t xml:space="preserve">4</w:t>
+        <w:t xml:space="preserve">exact</w:t>
       </w:r>
       <w:r>
         <w:rPr>
@@ -3638,7 +3748,7 @@
           <w:sz w:val="18"/>
           <w:szCs w:val="18"/>
         </w:rPr>
-        <w:t xml:space="preserve">），与精确理论一致至 </w:t>
+        <w:t xml:space="preserve">（对数标度），横虚线 </w:t>
       </w:r>
       <w:r>
         <w:rPr>
@@ -3647,7 +3757,7 @@
           <w:sz w:val="18"/>
           <w:szCs w:val="18"/>
         </w:rPr>
-        <w:t xml:space="preserve">1.3σ</w:t>
+        <w:t xml:space="preserve">y=1</w:t>
       </w:r>
       <w:r>
         <w:rPr>
@@ -3656,7 +3766,109 @@
           <w:sz w:val="18"/>
           <w:szCs w:val="18"/>
         </w:rPr>
-        <w:t xml:space="preserve">，而均场被排除 3.5σ 至 42.7σ。</w:t>
+        <w:t xml:space="preserve"> 即精确闭合；蓝色标记为多重超图上的 Gillespie 抽样（</w:t>
+      </w:r>
+      <w:r>
+        <w:rPr>
+          <w:rFonts w:ascii="Cambria Math" w:cs="Cambria Math" w:eastAsia="Cambria Math" w:hAnsi="Cambria Math"/>
+          <w:color w:val="000000"/>
+          <w:sz w:val="18"/>
+          <w:szCs w:val="18"/>
+        </w:rPr>
+        <w:t xml:space="preserve">N=4×10</w:t>
+      </w:r>
+      <w:r>
+        <w:rPr>
+          <w:rFonts w:ascii="Cambria Math" w:cs="Cambria Math" w:eastAsia="Cambria Math" w:hAnsi="Cambria Math"/>
+          <w:color w:val="000000"/>
+          <w:sz w:val="18"/>
+          <w:szCs w:val="18"/>
+          <w:vertAlign w:val="superscript"/>
+        </w:rPr>
+        <w:t xml:space="preserve">4</w:t>
+      </w:r>
+      <w:r>
+        <w:rPr>
+          <w:rFonts w:ascii="SimSun" w:cs="SimSun" w:eastAsia="SimSun" w:hAnsi="SimSun"/>
+          <w:color w:val="000000"/>
+          <w:sz w:val="18"/>
+          <w:szCs w:val="18"/>
+        </w:rPr>
+        <w:t xml:space="preserve">，误差棒为标准误），橙线为同一参数下度均场的预言，圆与方分别对应 </w:t>
+      </w:r>
+      <w:r>
+        <w:rPr>
+          <w:rFonts w:ascii="Cambria Math" w:cs="Cambria Math" w:eastAsia="Cambria Math" w:hAnsi="Cambria Math"/>
+          <w:color w:val="000000"/>
+          <w:sz w:val="18"/>
+          <w:szCs w:val="18"/>
+        </w:rPr>
+        <w:t xml:space="preserve">λ=0.6λ</w:t>
+      </w:r>
+      <w:r>
+        <w:rPr>
+          <w:rFonts w:ascii="Cambria Math" w:cs="Cambria Math" w:eastAsia="Cambria Math" w:hAnsi="Cambria Math"/>
+          <w:color w:val="000000"/>
+          <w:sz w:val="18"/>
+          <w:szCs w:val="18"/>
+          <w:vertAlign w:val="subscript"/>
+        </w:rPr>
+        <w:t xml:space="preserve">c</w:t>
+      </w:r>
+      <w:r>
+        <w:rPr>
+          <w:rFonts w:ascii="SimSun" w:cs="SimSun" w:eastAsia="SimSun" w:hAnsi="SimSun"/>
+          <w:color w:val="000000"/>
+          <w:sz w:val="18"/>
+          <w:szCs w:val="18"/>
+        </w:rPr>
+        <w:t xml:space="preserve"> 与 </w:t>
+      </w:r>
+      <w:r>
+        <w:rPr>
+          <w:rFonts w:ascii="Cambria Math" w:cs="Cambria Math" w:eastAsia="Cambria Math" w:hAnsi="Cambria Math"/>
+          <w:color w:val="000000"/>
+          <w:sz w:val="18"/>
+          <w:szCs w:val="18"/>
+        </w:rPr>
+        <w:t xml:space="preserve">0.8λ</w:t>
+      </w:r>
+      <w:r>
+        <w:rPr>
+          <w:rFonts w:ascii="Cambria Math" w:cs="Cambria Math" w:eastAsia="Cambria Math" w:hAnsi="Cambria Math"/>
+          <w:color w:val="000000"/>
+          <w:sz w:val="18"/>
+          <w:szCs w:val="18"/>
+          <w:vertAlign w:val="subscript"/>
+        </w:rPr>
+        <w:t xml:space="preserve">c</w:t>
+      </w:r>
+      <w:r>
+        <w:rPr>
+          <w:rFonts w:ascii="SimSun" w:cs="SimSun" w:eastAsia="SimSun" w:hAnsi="SimSun"/>
+          <w:color w:val="000000"/>
+          <w:sz w:val="18"/>
+          <w:szCs w:val="18"/>
+        </w:rPr>
+        <w:t xml:space="preserve">。仿真与精确理论一致至 </w:t>
+      </w:r>
+      <w:r>
+        <w:rPr>
+          <w:rFonts w:ascii="Cambria Math" w:cs="Cambria Math" w:eastAsia="Cambria Math" w:hAnsi="Cambria Math"/>
+          <w:color w:val="000000"/>
+          <w:sz w:val="18"/>
+          <w:szCs w:val="18"/>
+        </w:rPr>
+        <w:t xml:space="preserve">1.3σ</w:t>
+      </w:r>
+      <w:r>
+        <w:rPr>
+          <w:rFonts w:ascii="SimSun" w:cs="SimSun" w:eastAsia="SimSun" w:hAnsi="SimSun"/>
+          <w:color w:val="000000"/>
+          <w:sz w:val="18"/>
+          <w:szCs w:val="18"/>
+        </w:rPr>
+        <w:t xml:space="preserve">，而均场被排除 3.4σ 至 42.7σ；均场的高估随 m 减小、随 λ 增大。</w:t>
       </w:r>
     </w:p>
     <w:p>
@@ -4150,7 +4362,7 @@
           <w:sz w:val="21"/>
           <w:szCs w:val="21"/>
         </w:rPr>
-        <w:t xml:space="preserve">，而均场的预言被排除 3.5σ 至 42.7σ（图 3d）。这同时检验了 T、余度相减与级联三项。（</w:t>
+        <w:t xml:space="preserve">，而均场的预言被排除 3.4σ 至 42.7σ（图 3d）。这同时检验了 T、余度相减与级联三项。（</w:t>
       </w:r>
       <w:r>
         <w:rPr>

--- a/multiplex-hypergraph-sir/meanfield_section_cn.docx
+++ b/multiplex-hypergraph-sir/meanfield_section_cn.docx
@@ -4102,6 +4102,62 @@
           <w:szCs w:val="21"/>
           <w:vertAlign w:val="superscript"/>
         </w:rPr>
+        <w:t xml:space="preserve">−6</w:t>
+      </w:r>
+      <w:r>
+        <w:rPr>
+          <w:rFonts w:ascii="SimSun" w:cs="SimSun" w:eastAsia="SimSun" w:hAnsi="SimSun"/>
+          <w:color w:val="000000"/>
+          <w:sz w:val="21"/>
+          <w:szCs w:val="21"/>
+        </w:rPr>
+        <w:t xml:space="preserve">（步长 </w:t>
+      </w:r>
+      <w:r>
+        <w:rPr>
+          <w:rFonts w:ascii="Cambria Math" w:cs="Cambria Math" w:eastAsia="Cambria Math" w:hAnsi="Cambria Math"/>
+          <w:color w:val="000000"/>
+          <w:sz w:val="21"/>
+          <w:szCs w:val="21"/>
+        </w:rPr>
+        <w:t xml:space="preserve">d=10</w:t>
+      </w:r>
+      <w:r>
+        <w:rPr>
+          <w:rFonts w:ascii="Cambria Math" w:cs="Cambria Math" w:eastAsia="Cambria Math" w:hAnsi="Cambria Math"/>
+          <w:color w:val="000000"/>
+          <w:sz w:val="21"/>
+          <w:szCs w:val="21"/>
+          <w:vertAlign w:val="superscript"/>
+        </w:rPr>
+        <w:t xml:space="preserve">−6</w:t>
+      </w:r>
+      <w:r>
+        <w:rPr>
+          <w:rFonts w:ascii="SimSun" w:cs="SimSun" w:eastAsia="SimSun" w:hAnsi="SimSun"/>
+          <w:color w:val="000000"/>
+          <w:sz w:val="21"/>
+          <w:szCs w:val="21"/>
+        </w:rPr>
+        <w:t xml:space="preserve">），比被检验的 </w:t>
+      </w:r>
+      <w:r>
+        <w:rPr>
+          <w:rFonts w:ascii="Cambria Math" w:cs="Cambria Math" w:eastAsia="Cambria Math" w:hAnsi="Cambria Math"/>
+          <w:color w:val="000000"/>
+          <w:sz w:val="21"/>
+          <w:szCs w:val="21"/>
+        </w:rPr>
+        <w:t xml:space="preserve">10</w:t>
+      </w:r>
+      <w:r>
+        <w:rPr>
+          <w:rFonts w:ascii="Cambria Math" w:cs="Cambria Math" w:eastAsia="Cambria Math" w:hAnsi="Cambria Math"/>
+          <w:color w:val="000000"/>
+          <w:sz w:val="21"/>
+          <w:szCs w:val="21"/>
+          <w:vertAlign w:val="superscript"/>
+        </w:rPr>
         <w:t xml:space="preserve">−7</w:t>
       </w:r>
       <w:r>
@@ -4111,7 +4167,7 @@
           <w:sz w:val="21"/>
           <w:szCs w:val="21"/>
         </w:rPr>
-        <w:t xml:space="preserve">，恰与被检验的量同量级；改用中心差分后降至 </w:t>
+        <w:t xml:space="preserve"> 判据还大一个量级；改用中心差分后降至 </w:t>
       </w:r>
       <w:r>
         <w:rPr>
